--- a/ky/wisdom-stories/word-and-silence.docx
+++ b/ky/wisdom-stories/word-and-silence.docx
@@ -75,7 +75,7 @@
           <w:sz w:val="22"/>
           <w:lang w:val="ky-KG"/>
         </w:rPr>
-        <w:t>Айта турган сөзүң бир жүрөккө жылуулук бербесе, бирөөнүн көңүлүн көтөрбөсө, унчукпай койгонуң оң.</w:t>
+        <w:t>Айта турган сөзүң бир жүрөккө жылуулук бербесе, бир жылмаюу жаратпаса, унчукпай койгонуң оң.</w:t>
       </w:r>
     </w:p>
     <w:p>
@@ -93,7 +93,7 @@
           <w:sz w:val="22"/>
           <w:lang w:val="ky-KG"/>
         </w:rPr>
-        <w:t>Эсиңде болсун... ар бир сөз гүл ачтырбайт. Айрымдары тикен сыяктуу — тийген адамын жаралайт.</w:t>
+        <w:t>Эсиңде болсун... ар бир сөз гүлдөбөйт. Айрымдары тикен сыяктуу — тийген адамын жаралайт.</w:t>
       </w:r>
     </w:p>
     <w:p>
@@ -171,7 +171,7 @@
           <w:sz w:val="22"/>
           <w:lang w:val="ky-KG"/>
         </w:rPr>
-        <w:t xml:space="preserve">Сабак: </w:t>
+        <w:t>Сабак: Ар бир сөз гүлдөбөйт; айрымдары тикендей жара салат. Пайда алып келбей турган сөздүн ордуна унчукпай коюу даанышмандык.</w:t>
       </w:r>
       <w:r>
         <w:rPr>
@@ -180,7 +180,6 @@
           <w:sz w:val="22"/>
           <w:lang w:val="ky-KG"/>
         </w:rPr>
-        <w:t>Ойлонбой айтылган сөз тикендей жаралайт. Пайдасыз кептен карманып, жүрөккө жылуулук бере турган сөздү танда.</w:t>
       </w:r>
     </w:p>
     <w:p>
@@ -200,7 +199,7 @@
           <w:sz w:val="18"/>
           <w:lang w:val="ky-KG"/>
         </w:rPr>
-        <w:t>Окуя ачык интернет булактарынан алынды.</w:t>
+        <w:t>Аңгемелер ачык интернет булактарынан алынган, иллюстрациялар болсо ЖИ менен түзүлгөн.</w:t>
       </w:r>
     </w:p>
     <w:sectPr>
